--- a/docs/revised/Orvilo_Execution_Evidence_Report.docx
+++ b/docs/revised/Orvilo_Execution_Evidence_Report.docx
@@ -700,7 +700,7 @@
                 <w:color w:val="334155"/>
                 <w:sz w:val="17"/>
               </w:rPr>
-              <w:t>52c17fd (52c17fd60ac46f287797d5552cf521bd8e973ad7)</w:t>
+              <w:t>e993e37 (e993e37fb03162750c006552760bbccb195ec142)</w:t>
             </w:r>
           </w:p>
         </w:tc>
@@ -2172,791 +2172,7 @@
         <w:keepNext/>
       </w:pPr>
       <w:r>
-        <w:t>2. Non-Matching Analysis: Previous Draft vs. Current Codebase</w:t>
-      </w:r>
-    </w:p>
-    <w:p>
-      <w:pPr>
-        <w:spacing w:after="100" w:line="276" w:lineRule="auto"/>
-      </w:pPr>
-      <w:r>
-        <w:rPr>
-          <w:rFonts w:ascii="Aptos" w:hAnsi="Aptos"/>
-          <w:color w:val="334155"/>
-        </w:rPr>
-        <w:t>A systematic audit between earlier draft notes (Orvilo_Execution_Evidence_Report(1).docx.txt) and the current repository identified six discrepancies. All six have been resolved in this report to provide complete alignment with the live repository:</w:t>
-      </w:r>
-    </w:p>
-    <w:tbl>
-      <w:tblPr>
-        <w:tblW w:type="auto" w:w="0"/>
-        <w:tblLayout w:type="fixed"/>
-        <w:tblLook w:firstColumn="1" w:firstRow="1" w:lastColumn="0" w:lastRow="0" w:noHBand="0" w:noVBand="1" w:val="04A0"/>
-        <w:tblBorders>
-          <w:top w:val="single" w:sz="4" w:space="0" w:color="E2E8F0"/>
-          <w:left w:val="single" w:sz="4" w:space="0" w:color="E2E8F0"/>
-          <w:bottom w:val="single" w:sz="4" w:space="0" w:color="E2E8F0"/>
-          <w:right w:val="single" w:sz="4" w:space="0" w:color="E2E8F0"/>
-          <w:insideH w:val="single" w:sz="4" w:space="0" w:color="E2E8F0"/>
-          <w:insideV w:val="single" w:sz="4" w:space="0" w:color="E2E8F0"/>
-        </w:tblBorders>
-      </w:tblPr>
-      <w:tblGrid>
-        <w:gridCol w:w="2340"/>
-        <w:gridCol w:w="2340"/>
-        <w:gridCol w:w="2340"/>
-        <w:gridCol w:w="2340"/>
-      </w:tblGrid>
-      <w:tr>
-        <w:trPr>
-          <w:tblHeader w:val="true"/>
-        </w:trPr>
-        <w:tc>
-          <w:tcPr>
-            <w:tcW w:type="dxa" w:w="1584"/>
-            <w:shd w:fill="17324D"/>
-            <w:tcMar>
-              <w:top w:w="120" w:type="dxa"/>
-              <w:start w:w="120" w:type="dxa"/>
-              <w:bottom w:w="120" w:type="dxa"/>
-              <w:end w:w="120" w:type="dxa"/>
-            </w:tcMar>
-            <w:vAlign w:val="center"/>
-          </w:tcPr>
-          <w:p>
-            <w:pPr>
-              <w:spacing w:after="0" w:before="0"/>
-            </w:pPr>
-            <w:r>
-              <w:rPr>
-                <w:rFonts w:ascii="Aptos" w:hAnsi="Aptos"/>
-                <w:b/>
-                <w:color w:val="FFFFFF"/>
-                <w:sz w:val="16"/>
-              </w:rPr>
-              <w:t>Item</w:t>
-            </w:r>
-          </w:p>
-        </w:tc>
-        <w:tc>
-          <w:tcPr>
-            <w:tcW w:type="dxa" w:w="2304"/>
-            <w:shd w:fill="17324D"/>
-            <w:tcMar>
-              <w:top w:w="120" w:type="dxa"/>
-              <w:start w:w="120" w:type="dxa"/>
-              <w:bottom w:w="120" w:type="dxa"/>
-              <w:end w:w="120" w:type="dxa"/>
-            </w:tcMar>
-            <w:vAlign w:val="center"/>
-          </w:tcPr>
-          <w:p>
-            <w:pPr>
-              <w:spacing w:after="0" w:before="0"/>
-            </w:pPr>
-            <w:r>
-              <w:rPr>
-                <w:rFonts w:ascii="Aptos" w:hAnsi="Aptos"/>
-                <w:b/>
-                <w:color w:val="FFFFFF"/>
-                <w:sz w:val="16"/>
-              </w:rPr>
-              <w:t>Previous Draft Report</w:t>
-            </w:r>
-          </w:p>
-        </w:tc>
-        <w:tc>
-          <w:tcPr>
-            <w:tcW w:type="dxa" w:w="2304"/>
-            <w:shd w:fill="17324D"/>
-            <w:tcMar>
-              <w:top w:w="120" w:type="dxa"/>
-              <w:start w:w="120" w:type="dxa"/>
-              <w:bottom w:w="120" w:type="dxa"/>
-              <w:end w:w="120" w:type="dxa"/>
-            </w:tcMar>
-            <w:vAlign w:val="center"/>
-          </w:tcPr>
-          <w:p>
-            <w:pPr>
-              <w:spacing w:after="0" w:before="0"/>
-            </w:pPr>
-            <w:r>
-              <w:rPr>
-                <w:rFonts w:ascii="Aptos" w:hAnsi="Aptos"/>
-                <w:b/>
-                <w:color w:val="FFFFFF"/>
-                <w:sz w:val="16"/>
-              </w:rPr>
-              <w:t>Current Repository (main)</w:t>
-            </w:r>
-          </w:p>
-        </w:tc>
-        <w:tc>
-          <w:tcPr>
-            <w:tcW w:type="dxa" w:w="3168"/>
-            <w:shd w:fill="17324D"/>
-            <w:tcMar>
-              <w:top w:w="120" w:type="dxa"/>
-              <w:start w:w="120" w:type="dxa"/>
-              <w:bottom w:w="120" w:type="dxa"/>
-              <w:end w:w="120" w:type="dxa"/>
-            </w:tcMar>
-            <w:vAlign w:val="center"/>
-          </w:tcPr>
-          <w:p>
-            <w:pPr>
-              <w:spacing w:after="0" w:before="0"/>
-            </w:pPr>
-            <w:r>
-              <w:rPr>
-                <w:rFonts w:ascii="Aptos" w:hAnsi="Aptos"/>
-                <w:b/>
-                <w:color w:val="FFFFFF"/>
-                <w:sz w:val="16"/>
-              </w:rPr>
-              <w:t>Resolution / Update</w:t>
-            </w:r>
-          </w:p>
-        </w:tc>
-      </w:tr>
-      <w:tr>
-        <w:tc>
-          <w:tcPr>
-            <w:tcW w:type="dxa" w:w="2340"/>
-            <w:vAlign w:val="center"/>
-            <w:tcMar>
-              <w:top w:w="90" w:type="dxa"/>
-              <w:start w:w="110" w:type="dxa"/>
-              <w:bottom w:w="90" w:type="dxa"/>
-              <w:end w:w="110" w:type="dxa"/>
-            </w:tcMar>
-          </w:tcPr>
-          <w:p>
-            <w:pPr>
-              <w:spacing w:after="0" w:before="0"/>
-            </w:pPr>
-            <w:r>
-              <w:rPr>
-                <w:rFonts w:ascii="Aptos" w:hAnsi="Aptos"/>
-                <w:color w:val="334155"/>
-                <w:sz w:val="16"/>
-              </w:rPr>
-              <w:t>Git Branch</w:t>
-            </w:r>
-          </w:p>
-        </w:tc>
-        <w:tc>
-          <w:tcPr>
-            <w:tcW w:type="dxa" w:w="2340"/>
-            <w:vAlign w:val="center"/>
-            <w:tcMar>
-              <w:top w:w="90" w:type="dxa"/>
-              <w:start w:w="110" w:type="dxa"/>
-              <w:bottom w:w="90" w:type="dxa"/>
-              <w:end w:w="110" w:type="dxa"/>
-            </w:tcMar>
-          </w:tcPr>
-          <w:p>
-            <w:pPr>
-              <w:spacing w:after="0" w:before="0"/>
-            </w:pPr>
-            <w:r>
-              <w:rPr>
-                <w:rFonts w:ascii="Aptos" w:hAnsi="Aptos"/>
-                <w:color w:val="334155"/>
-                <w:sz w:val="16"/>
-              </w:rPr>
-              <w:t>feature/dark-mode-mobile-docs</w:t>
-            </w:r>
-          </w:p>
-        </w:tc>
-        <w:tc>
-          <w:tcPr>
-            <w:tcW w:type="dxa" w:w="2340"/>
-            <w:vAlign w:val="center"/>
-            <w:tcMar>
-              <w:top w:w="90" w:type="dxa"/>
-              <w:start w:w="110" w:type="dxa"/>
-              <w:bottom w:w="90" w:type="dxa"/>
-              <w:end w:w="110" w:type="dxa"/>
-            </w:tcMar>
-          </w:tcPr>
-          <w:p>
-            <w:pPr>
-              <w:spacing w:after="0" w:before="0"/>
-            </w:pPr>
-            <w:r>
-              <w:rPr>
-                <w:rFonts w:ascii="Aptos" w:hAnsi="Aptos"/>
-                <w:color w:val="334155"/>
-                <w:sz w:val="16"/>
-              </w:rPr>
-              <w:t>main</w:t>
-            </w:r>
-          </w:p>
-        </w:tc>
-        <w:tc>
-          <w:tcPr>
-            <w:tcW w:type="dxa" w:w="2340"/>
-            <w:vAlign w:val="center"/>
-            <w:tcMar>
-              <w:top w:w="90" w:type="dxa"/>
-              <w:start w:w="110" w:type="dxa"/>
-              <w:bottom w:w="90" w:type="dxa"/>
-              <w:end w:w="110" w:type="dxa"/>
-            </w:tcMar>
-          </w:tcPr>
-          <w:p>
-            <w:pPr>
-              <w:spacing w:after="0" w:before="0"/>
-            </w:pPr>
-            <w:r>
-              <w:rPr>
-                <w:rFonts w:ascii="Aptos" w:hAnsi="Aptos"/>
-                <w:color w:val="334155"/>
-                <w:sz w:val="16"/>
-              </w:rPr>
-              <w:t>Updated metadata to active main production branch.</w:t>
-            </w:r>
-          </w:p>
-        </w:tc>
-      </w:tr>
-      <w:tr>
-        <w:tc>
-          <w:tcPr>
-            <w:tcW w:type="dxa" w:w="2340"/>
-            <w:vAlign w:val="center"/>
-            <w:tcMar>
-              <w:top w:w="90" w:type="dxa"/>
-              <w:start w:w="110" w:type="dxa"/>
-              <w:bottom w:w="90" w:type="dxa"/>
-              <w:end w:w="110" w:type="dxa"/>
-            </w:tcMar>
-            <w:shd w:fill="F8FAFC"/>
-          </w:tcPr>
-          <w:p>
-            <w:pPr>
-              <w:spacing w:after="0" w:before="0"/>
-            </w:pPr>
-            <w:r>
-              <w:rPr>
-                <w:rFonts w:ascii="Aptos" w:hAnsi="Aptos"/>
-                <w:color w:val="334155"/>
-                <w:sz w:val="16"/>
-              </w:rPr>
-              <w:t>Commit SHA</w:t>
-            </w:r>
-          </w:p>
-        </w:tc>
-        <w:tc>
-          <w:tcPr>
-            <w:tcW w:type="dxa" w:w="2340"/>
-            <w:vAlign w:val="center"/>
-            <w:tcMar>
-              <w:top w:w="90" w:type="dxa"/>
-              <w:start w:w="110" w:type="dxa"/>
-              <w:bottom w:w="90" w:type="dxa"/>
-              <w:end w:w="110" w:type="dxa"/>
-            </w:tcMar>
-            <w:shd w:fill="F8FAFC"/>
-          </w:tcPr>
-          <w:p>
-            <w:pPr>
-              <w:spacing w:after="0" w:before="0"/>
-            </w:pPr>
-            <w:r>
-              <w:rPr>
-                <w:rFonts w:ascii="Aptos" w:hAnsi="Aptos"/>
-                <w:color w:val="334155"/>
-                <w:sz w:val="16"/>
-              </w:rPr>
-              <w:t>30f235d</w:t>
-            </w:r>
-          </w:p>
-        </w:tc>
-        <w:tc>
-          <w:tcPr>
-            <w:tcW w:type="dxa" w:w="2340"/>
-            <w:vAlign w:val="center"/>
-            <w:tcMar>
-              <w:top w:w="90" w:type="dxa"/>
-              <w:start w:w="110" w:type="dxa"/>
-              <w:bottom w:w="90" w:type="dxa"/>
-              <w:end w:w="110" w:type="dxa"/>
-            </w:tcMar>
-            <w:shd w:fill="F8FAFC"/>
-          </w:tcPr>
-          <w:p>
-            <w:pPr>
-              <w:spacing w:after="0" w:before="0"/>
-            </w:pPr>
-            <w:r>
-              <w:rPr>
-                <w:rFonts w:ascii="Aptos" w:hAnsi="Aptos"/>
-                <w:color w:val="334155"/>
-                <w:sz w:val="16"/>
-              </w:rPr>
-              <w:t>52c17fd</w:t>
-            </w:r>
-          </w:p>
-        </w:tc>
-        <w:tc>
-          <w:tcPr>
-            <w:tcW w:type="dxa" w:w="2340"/>
-            <w:vAlign w:val="center"/>
-            <w:tcMar>
-              <w:top w:w="90" w:type="dxa"/>
-              <w:start w:w="110" w:type="dxa"/>
-              <w:bottom w:w="90" w:type="dxa"/>
-              <w:end w:w="110" w:type="dxa"/>
-            </w:tcMar>
-            <w:shd w:fill="F8FAFC"/>
-          </w:tcPr>
-          <w:p>
-            <w:pPr>
-              <w:spacing w:after="0" w:before="0"/>
-            </w:pPr>
-            <w:r>
-              <w:rPr>
-                <w:rFonts w:ascii="Aptos" w:hAnsi="Aptos"/>
-                <w:color w:val="334155"/>
-                <w:sz w:val="16"/>
-              </w:rPr>
-              <w:t>Updated to latest commit (52c17fd60ac46f287797d5552cf521bd8e973ad7).</w:t>
-            </w:r>
-          </w:p>
-        </w:tc>
-      </w:tr>
-      <w:tr>
-        <w:tc>
-          <w:tcPr>
-            <w:tcW w:type="dxa" w:w="2340"/>
-            <w:vAlign w:val="center"/>
-            <w:tcMar>
-              <w:top w:w="90" w:type="dxa"/>
-              <w:start w:w="110" w:type="dxa"/>
-              <w:bottom w:w="90" w:type="dxa"/>
-              <w:end w:w="110" w:type="dxa"/>
-            </w:tcMar>
-          </w:tcPr>
-          <w:p>
-            <w:pPr>
-              <w:spacing w:after="0" w:before="0"/>
-            </w:pPr>
-            <w:r>
-              <w:rPr>
-                <w:rFonts w:ascii="Aptos" w:hAnsi="Aptos"/>
-                <w:color w:val="334155"/>
-                <w:sz w:val="16"/>
-              </w:rPr>
-              <w:t>Test Suite Count</w:t>
-            </w:r>
-          </w:p>
-        </w:tc>
-        <w:tc>
-          <w:tcPr>
-            <w:tcW w:type="dxa" w:w="2340"/>
-            <w:vAlign w:val="center"/>
-            <w:tcMar>
-              <w:top w:w="90" w:type="dxa"/>
-              <w:start w:w="110" w:type="dxa"/>
-              <w:bottom w:w="90" w:type="dxa"/>
-              <w:end w:w="110" w:type="dxa"/>
-            </w:tcMar>
-          </w:tcPr>
-          <w:p>
-            <w:pPr>
-              <w:spacing w:after="0" w:before="0"/>
-            </w:pPr>
-            <w:r>
-              <w:rPr>
-                <w:rFonts w:ascii="Aptos" w:hAnsi="Aptos"/>
-                <w:color w:val="334155"/>
-                <w:sz w:val="16"/>
-              </w:rPr>
-              <w:t>90 tests passing</w:t>
-            </w:r>
-          </w:p>
-        </w:tc>
-        <w:tc>
-          <w:tcPr>
-            <w:tcW w:type="dxa" w:w="2340"/>
-            <w:vAlign w:val="center"/>
-            <w:tcMar>
-              <w:top w:w="90" w:type="dxa"/>
-              <w:start w:w="110" w:type="dxa"/>
-              <w:bottom w:w="90" w:type="dxa"/>
-              <w:end w:w="110" w:type="dxa"/>
-            </w:tcMar>
-          </w:tcPr>
-          <w:p>
-            <w:pPr>
-              <w:spacing w:after="0" w:before="0"/>
-            </w:pPr>
-            <w:r>
-              <w:rPr>
-                <w:rFonts w:ascii="Aptos" w:hAnsi="Aptos"/>
-                <w:color w:val="334155"/>
-                <w:sz w:val="16"/>
-              </w:rPr>
-              <w:t>94 tests passing</w:t>
-            </w:r>
-          </w:p>
-        </w:tc>
-        <w:tc>
-          <w:tcPr>
-            <w:tcW w:type="dxa" w:w="2340"/>
-            <w:vAlign w:val="center"/>
-            <w:tcMar>
-              <w:top w:w="90" w:type="dxa"/>
-              <w:start w:w="110" w:type="dxa"/>
-              <w:bottom w:w="90" w:type="dxa"/>
-              <w:end w:w="110" w:type="dxa"/>
-            </w:tcMar>
-          </w:tcPr>
-          <w:p>
-            <w:pPr>
-              <w:spacing w:after="0" w:before="0"/>
-            </w:pPr>
-            <w:r>
-              <w:rPr>
-                <w:rFonts w:ascii="Aptos" w:hAnsi="Aptos"/>
-                <w:color w:val="334155"/>
-                <w:sz w:val="16"/>
-              </w:rPr>
-              <w:t>Added tests/test_assistant.py (4 new test cases).</w:t>
-            </w:r>
-          </w:p>
-        </w:tc>
-      </w:tr>
-      <w:tr>
-        <w:tc>
-          <w:tcPr>
-            <w:tcW w:type="dxa" w:w="2340"/>
-            <w:vAlign w:val="center"/>
-            <w:tcMar>
-              <w:top w:w="90" w:type="dxa"/>
-              <w:start w:w="110" w:type="dxa"/>
-              <w:bottom w:w="90" w:type="dxa"/>
-              <w:end w:w="110" w:type="dxa"/>
-            </w:tcMar>
-            <w:shd w:fill="F8FAFC"/>
-          </w:tcPr>
-          <w:p>
-            <w:pPr>
-              <w:spacing w:after="0" w:before="0"/>
-            </w:pPr>
-            <w:r>
-              <w:rPr>
-                <w:rFonts w:ascii="Aptos" w:hAnsi="Aptos"/>
-                <w:color w:val="334155"/>
-                <w:sz w:val="16"/>
-              </w:rPr>
-              <w:t>Conversational Co-Pilot</w:t>
-            </w:r>
-          </w:p>
-        </w:tc>
-        <w:tc>
-          <w:tcPr>
-            <w:tcW w:type="dxa" w:w="2340"/>
-            <w:vAlign w:val="center"/>
-            <w:tcMar>
-              <w:top w:w="90" w:type="dxa"/>
-              <w:start w:w="110" w:type="dxa"/>
-              <w:bottom w:w="90" w:type="dxa"/>
-              <w:end w:w="110" w:type="dxa"/>
-            </w:tcMar>
-            <w:shd w:fill="F8FAFC"/>
-          </w:tcPr>
-          <w:p>
-            <w:pPr>
-              <w:spacing w:after="0" w:before="0"/>
-            </w:pPr>
-            <w:r>
-              <w:rPr>
-                <w:rFonts w:ascii="Aptos" w:hAnsi="Aptos"/>
-                <w:color w:val="334155"/>
-                <w:sz w:val="16"/>
-              </w:rPr>
-              <w:t>Omitted / Not documented</w:t>
-            </w:r>
-          </w:p>
-        </w:tc>
-        <w:tc>
-          <w:tcPr>
-            <w:tcW w:type="dxa" w:w="2340"/>
-            <w:vAlign w:val="center"/>
-            <w:tcMar>
-              <w:top w:w="90" w:type="dxa"/>
-              <w:start w:w="110" w:type="dxa"/>
-              <w:bottom w:w="90" w:type="dxa"/>
-              <w:end w:w="110" w:type="dxa"/>
-            </w:tcMar>
-            <w:shd w:fill="F8FAFC"/>
-          </w:tcPr>
-          <w:p>
-            <w:pPr>
-              <w:spacing w:after="0" w:before="0"/>
-            </w:pPr>
-            <w:r>
-              <w:rPr>
-                <w:rFonts w:ascii="Aptos" w:hAnsi="Aptos"/>
-                <w:color w:val="334155"/>
-                <w:sz w:val="16"/>
-              </w:rPr>
-              <w:t>Implemented in agent/assistant.py</w:t>
-            </w:r>
-          </w:p>
-        </w:tc>
-        <w:tc>
-          <w:tcPr>
-            <w:tcW w:type="dxa" w:w="2340"/>
-            <w:vAlign w:val="center"/>
-            <w:tcMar>
-              <w:top w:w="90" w:type="dxa"/>
-              <w:start w:w="110" w:type="dxa"/>
-              <w:bottom w:w="90" w:type="dxa"/>
-              <w:end w:w="110" w:type="dxa"/>
-            </w:tcMar>
-            <w:shd w:fill="F8FAFC"/>
-          </w:tcPr>
-          <w:p>
-            <w:pPr>
-              <w:spacing w:after="0" w:before="0"/>
-            </w:pPr>
-            <w:r>
-              <w:rPr>
-                <w:rFonts w:ascii="Aptos" w:hAnsi="Aptos"/>
-                <w:color w:val="334155"/>
-                <w:sz w:val="16"/>
-              </w:rPr>
-              <w:t>Added Conversational Assistant &amp; Anomaly Auditor evidence.</w:t>
-            </w:r>
-          </w:p>
-        </w:tc>
-      </w:tr>
-      <w:tr>
-        <w:tc>
-          <w:tcPr>
-            <w:tcW w:type="dxa" w:w="2340"/>
-            <w:vAlign w:val="center"/>
-            <w:tcMar>
-              <w:top w:w="90" w:type="dxa"/>
-              <w:start w:w="110" w:type="dxa"/>
-              <w:bottom w:w="90" w:type="dxa"/>
-              <w:end w:w="110" w:type="dxa"/>
-            </w:tcMar>
-          </w:tcPr>
-          <w:p>
-            <w:pPr>
-              <w:spacing w:after="0" w:before="0"/>
-            </w:pPr>
-            <w:r>
-              <w:rPr>
-                <w:rFonts w:ascii="Aptos" w:hAnsi="Aptos"/>
-                <w:color w:val="334155"/>
-                <w:sz w:val="16"/>
-              </w:rPr>
-              <w:t>Lexicon Comparators</w:t>
-            </w:r>
-          </w:p>
-        </w:tc>
-        <w:tc>
-          <w:tcPr>
-            <w:tcW w:type="dxa" w:w="2340"/>
-            <w:vAlign w:val="center"/>
-            <w:tcMar>
-              <w:top w:w="90" w:type="dxa"/>
-              <w:start w:w="110" w:type="dxa"/>
-              <w:bottom w:w="90" w:type="dxa"/>
-              <w:end w:w="110" w:type="dxa"/>
-            </w:tcMar>
-          </w:tcPr>
-          <w:p>
-            <w:pPr>
-              <w:spacing w:after="0" w:before="0"/>
-            </w:pPr>
-            <w:r>
-              <w:rPr>
-                <w:rFonts w:ascii="Aptos" w:hAnsi="Aptos"/>
-                <w:color w:val="334155"/>
-                <w:sz w:val="16"/>
-              </w:rPr>
-              <w:t>Word-only ('under', 'less than')</w:t>
-            </w:r>
-          </w:p>
-        </w:tc>
-        <w:tc>
-          <w:tcPr>
-            <w:tcW w:type="dxa" w:w="2340"/>
-            <w:vAlign w:val="center"/>
-            <w:tcMar>
-              <w:top w:w="90" w:type="dxa"/>
-              <w:start w:w="110" w:type="dxa"/>
-              <w:bottom w:w="90" w:type="dxa"/>
-              <w:end w:w="110" w:type="dxa"/>
-            </w:tcMar>
-          </w:tcPr>
-          <w:p>
-            <w:pPr>
-              <w:spacing w:after="0" w:before="0"/>
-            </w:pPr>
-            <w:r>
-              <w:rPr>
-                <w:rFonts w:ascii="Aptos" w:hAnsi="Aptos"/>
-                <w:color w:val="334155"/>
-                <w:sz w:val="16"/>
-              </w:rPr>
-              <w:t>Symbolic (&lt;, &lt;=, &gt;, &gt;=, =, ==)</w:t>
-            </w:r>
-          </w:p>
-        </w:tc>
-        <w:tc>
-          <w:tcPr>
-            <w:tcW w:type="dxa" w:w="2340"/>
-            <w:vAlign w:val="center"/>
-            <w:tcMar>
-              <w:top w:w="90" w:type="dxa"/>
-              <w:start w:w="110" w:type="dxa"/>
-              <w:bottom w:w="90" w:type="dxa"/>
-              <w:end w:w="110" w:type="dxa"/>
-            </w:tcMar>
-          </w:tcPr>
-          <w:p>
-            <w:pPr>
-              <w:spacing w:after="0" w:before="0"/>
-            </w:pPr>
-            <w:r>
-              <w:rPr>
-                <w:rFonts w:ascii="Aptos" w:hAnsi="Aptos"/>
-                <w:color w:val="334155"/>
-                <w:sz w:val="16"/>
-              </w:rPr>
-              <w:t>Updated parser documentation to reflect symbolic operator support.</w:t>
-            </w:r>
-          </w:p>
-        </w:tc>
-      </w:tr>
-      <w:tr>
-        <w:tc>
-          <w:tcPr>
-            <w:tcW w:type="dxa" w:w="2340"/>
-            <w:vAlign w:val="center"/>
-            <w:tcMar>
-              <w:top w:w="90" w:type="dxa"/>
-              <w:start w:w="110" w:type="dxa"/>
-              <w:bottom w:w="90" w:type="dxa"/>
-              <w:end w:w="110" w:type="dxa"/>
-            </w:tcMar>
-            <w:shd w:fill="F8FAFC"/>
-          </w:tcPr>
-          <w:p>
-            <w:pPr>
-              <w:spacing w:after="0" w:before="0"/>
-            </w:pPr>
-            <w:r>
-              <w:rPr>
-                <w:rFonts w:ascii="Aptos" w:hAnsi="Aptos"/>
-                <w:color w:val="334155"/>
-                <w:sz w:val="16"/>
-              </w:rPr>
-              <w:t>System Source Map</w:t>
-            </w:r>
-          </w:p>
-        </w:tc>
-        <w:tc>
-          <w:tcPr>
-            <w:tcW w:type="dxa" w:w="2340"/>
-            <w:vAlign w:val="center"/>
-            <w:tcMar>
-              <w:top w:w="90" w:type="dxa"/>
-              <w:start w:w="110" w:type="dxa"/>
-              <w:bottom w:w="90" w:type="dxa"/>
-              <w:end w:w="110" w:type="dxa"/>
-            </w:tcMar>
-            <w:shd w:fill="F8FAFC"/>
-          </w:tcPr>
-          <w:p>
-            <w:pPr>
-              <w:spacing w:after="0" w:before="0"/>
-            </w:pPr>
-            <w:r>
-              <w:rPr>
-                <w:rFonts w:ascii="Aptos" w:hAnsi="Aptos"/>
-                <w:color w:val="334155"/>
-                <w:sz w:val="16"/>
-              </w:rPr>
-              <w:t>7 core modules</w:t>
-            </w:r>
-          </w:p>
-        </w:tc>
-        <w:tc>
-          <w:tcPr>
-            <w:tcW w:type="dxa" w:w="2340"/>
-            <w:vAlign w:val="center"/>
-            <w:tcMar>
-              <w:top w:w="90" w:type="dxa"/>
-              <w:start w:w="110" w:type="dxa"/>
-              <w:bottom w:w="90" w:type="dxa"/>
-              <w:end w:w="110" w:type="dxa"/>
-            </w:tcMar>
-            <w:shd w:fill="F8FAFC"/>
-          </w:tcPr>
-          <w:p>
-            <w:pPr>
-              <w:spacing w:after="0" w:before="0"/>
-            </w:pPr>
-            <w:r>
-              <w:rPr>
-                <w:rFonts w:ascii="Aptos" w:hAnsi="Aptos"/>
-                <w:color w:val="334155"/>
-                <w:sz w:val="16"/>
-              </w:rPr>
-              <w:t>8 core modules</w:t>
-            </w:r>
-          </w:p>
-        </w:tc>
-        <w:tc>
-          <w:tcPr>
-            <w:tcW w:type="dxa" w:w="2340"/>
-            <w:vAlign w:val="center"/>
-            <w:tcMar>
-              <w:top w:w="90" w:type="dxa"/>
-              <w:start w:w="110" w:type="dxa"/>
-              <w:bottom w:w="90" w:type="dxa"/>
-              <w:end w:w="110" w:type="dxa"/>
-            </w:tcMar>
-            <w:shd w:fill="F8FAFC"/>
-          </w:tcPr>
-          <w:p>
-            <w:pPr>
-              <w:spacing w:after="0" w:before="0"/>
-            </w:pPr>
-            <w:r>
-              <w:rPr>
-                <w:rFonts w:ascii="Aptos" w:hAnsi="Aptos"/>
-                <w:color w:val="334155"/>
-                <w:sz w:val="16"/>
-              </w:rPr>
-              <w:t>Included agent/assistant.py and new API endpoints in source index.</w:t>
-            </w:r>
-          </w:p>
-        </w:tc>
-      </w:tr>
-    </w:tbl>
-    <w:p>
-      <w:pPr>
-        <w:spacing w:before="40" w:after="80"/>
-      </w:pPr>
-    </w:p>
-    <w:p>
-      <w:pPr>
-        <w:pStyle w:val="Heading1"/>
-        <w:keepNext/>
-      </w:pPr>
-      <w:r>
-        <w:t>3. System Architecture &amp; Component Roles</w:t>
+        <w:t>2. System Architecture &amp; Component Roles</w:t>
       </w:r>
     </w:p>
     <w:p>
@@ -4531,7 +3747,7 @@
         <w:keepNext/>
       </w:pPr>
       <w:r>
-        <w:t>4. Execution Scenario Register (EE-01 to EE-07)</w:t>
+        <w:t>3. Execution Scenario Register (EE-01 to EE-07)</w:t>
       </w:r>
     </w:p>
     <w:p>
@@ -5852,7 +5068,7 @@
         <w:keepNext/>
       </w:pPr>
       <w:r>
-        <w:t>5. Detailed Execution Records</w:t>
+        <w:t>4. Detailed Execution Records</w:t>
       </w:r>
     </w:p>
     <w:p>
@@ -10157,7 +9373,7 @@
         <w:keepNext/>
       </w:pPr>
       <w:r>
-        <w:t>6. Live On-Chain Transaction Evidence &amp; BaseScan Verification</w:t>
+        <w:t>5. Live On-Chain Transaction Evidence &amp; BaseScan Verification</w:t>
       </w:r>
     </w:p>
     <w:p>
@@ -11617,7 +10833,7 @@
         <w:keepNext/>
       </w:pPr>
       <w:r>
-        <w:t>7. Automated Test Suite Evidence (EV-TEST-01)</w:t>
+        <w:t>6. Automated Test Suite Evidence (EV-TEST-01)</w:t>
       </w:r>
     </w:p>
     <w:p>
@@ -11954,7 +11170,7 @@
         <w:keepNext/>
       </w:pPr>
       <w:r>
-        <w:t>8. Demo Video &amp; Evidence Walkthrough (EV-VIDEO-01)</w:t>
+        <w:t>7. Demo Video &amp; Evidence Walkthrough (EV-VIDEO-01)</w:t>
       </w:r>
     </w:p>
     <w:p>
@@ -12946,7 +12162,7 @@
         <w:keepNext/>
       </w:pPr>
       <w:r>
-        <w:t>9. Findings &amp; Recommended Remediation Register</w:t>
+        <w:t>8. Findings &amp; Recommended Remediation Register</w:t>
       </w:r>
     </w:p>
     <w:p>
@@ -13739,7 +12955,7 @@
         <w:keepNext/>
       </w:pPr>
       <w:r>
-        <w:t>10. Reproduction Steps</w:t>
+        <w:t>9. Reproduction Steps</w:t>
       </w:r>
     </w:p>
     <w:p>
@@ -13963,7 +13179,7 @@
         <w:keepNext/>
       </w:pPr>
       <w:r>
-        <w:t>11. Appendices &amp; Supporting Files</w:t>
+        <w:t>10. Appendices &amp; Supporting Files</w:t>
       </w:r>
     </w:p>
     <w:p>
